--- a/提交材料/01_开题报告.docx
+++ b/提交材料/01_开题报告.docx
@@ -52,7 +52,7 @@
         <w:rPr>
           <w:rFonts w:ascii="Calibri" w:hAnsi="Calibri" w:eastAsia="Microsoft YaHei"/>
         </w:rPr>
-        <w:t>该命题重点考察候选人能否把合成氨现场从“单装置稳产”抽象为“安全、能源、设备、库存、订单、环保共同约束下的经营优化”问题。云图控股应城 70 万吨合成氨项目补齐氮肥原料，与尿浆、复合肥、联碱和液氨外售形成协同链路[3][4][5]。因此，AI 调度专家不应只是聊天机器人或看板，而应在不触碰 DCS/SIS 安全控制底线的前提下，融合 MES、ERP、DCS historian、罐区和设备点检数据，给出班次级可解释排产建议、风险边界、收益测算和复盘依据。难点在于让班长、调度、设备、安环和经营部门使用同一套数据口径做决策。</w:t>
+        <w:t>补充要求说明，云图合成氨装置在硬件层面的单位成本已接近理论最优，下一轮降本空间来自运行管理的软件层。命题真正考察的是能否打造“超级数字员工”：实时挖掘成本偏差，缩短调度指挥链条，沉淀专家知识并自我迭代。云图控股应城 70 万吨合成氨项目补齐氮肥原料，与尿浆、复合肥、联碱和液氨外售形成协同链路[3][4][5]。因此，AI 调度专家不应只是聊天机器人或看板，而应在不触碰 DCS/SIS 安全控制底线的前提下，融合 MES、ERP、DCS historian、罐区和设备点检数据，形成“寻优-指挥-监督-学习”闭环。</w:t>
       </w:r>
     </w:p>
     <w:p>
@@ -68,7 +68,7 @@
         <w:rPr>
           <w:rFonts w:ascii="Calibri" w:hAnsi="Calibri" w:eastAsia="Microsoft YaHei"/>
         </w:rPr>
-        <w:t>方案命名为“合成氨 AI 调控师工作台”。第一阶段不自动控制装置，而是做影子运行、班前会辅助和班后复盘。平台先接入 MES 日计划、ERP 订单与交期、液氨罐区库存、DCS 关键摘要点、设备健康评分和能源价格窗口，形成班次事实表。预测层滚动预测下游需求、库存消耗、能源成本和设备风险；约束层用机理边界和专家规则校验合成塔温升、压缩机负荷、罐区压力、安全库存、负荷升降速率和环保指标；优化层生成稳态、订单冲刺、设备保守三套方案，分别说明负荷、下游分配、库存策略、点检窗口和收益风险；解释层将结果转成班长可读的交接摘要，明确“为什么这样排、触发了哪些边界、不能做什么”。</w:t>
+        <w:t>方案命名为“合成氨 AI 调控师工作台”。第一阶段不自动控制装置，而是做影子运行、班前会辅助和班后复盘。平台先接入 MES 日计划、ERP 订单与交期、液氨罐区库存、DCS 关键摘要点、设备健康评分和能源价格窗口，形成班次事实表。预测层滚动预测下游需求、库存消耗、能源成本和设备风险；约束层用机理边界和专家规则校验合成塔温升、压缩机负荷、罐区压力、安全库存、负荷升降速率和环保指标；寻优层设置成本雷达，拆解能源窗口、库存占用、设备效率、订单切换和操作偏差五类可挖潜因子；优化层生成稳态、订单冲刺、设备保守三套方案，分别说明负荷、下游分配、库存策略、点检窗口和收益风险；指挥层一键生成交接摘要和调度指令，执行监督层自动跟踪负荷偏差、库存变化和订单完成。</w:t>
       </w:r>
     </w:p>
     <w:p>
@@ -76,9 +76,294 @@
         <w:rPr>
           <w:rFonts w:ascii="Calibri" w:hAnsi="Calibri" w:eastAsia="Microsoft YaHei"/>
         </w:rPr>
-        <w:t>落地路线采用 30/60/90 天试点：30 天跑通数据事实表和口径确认，60 天进入影子模式记录采纳/不采纳原因，90 天做小闭环复盘并决定是否扩大范围。验收采用保守口径：高优订单满足率不低于人工排产，且单位氨能耗、库存占用、调度耗时或异常预警至少一项稳定改善；若关键数据延迟超过 15 分钟、模型连续两天偏差超阈值或安环红线接近且无法解释，系统自动降级为人工调度。该方案的创新点不是“让 AI 接管生产”，而是把连续流程装置的现场经验、优化模型和企业经营目标整合成可审计、可复盘、可逐步推广的调度能力。</w:t>
+        <w:t>每次方案会沉淀为知识库：输入状态、推荐方案、审批人、采纳/未采纳原因、实际执行偏差和效果归因。落地路线采用 30/60/90 天试点：30 天跑通数据事实表和口径确认，60 天进入影子模式记录采纳/不采纳原因，90 天做小闭环复盘并决定是否扩大范围。验收采用保守口径：高优订单满足率不低于人工排产，且单位氨能耗、库存占用、调度耗时或异常预警至少一项稳定改善；若关键数据延迟超过 15 分钟、模型连续两天偏差超阈值或安环红线接近且无法解释，系统自动降级为人工调度。该方案的创新点不是“让 AI 接管生产”，而是把连续流程装置的现场经验、优化模型和企业经营目标整合成可审计、可复盘、可逐步自我升级的数字员工。</w:t>
       </w:r>
     </w:p>
+    <w:p>
+      <w:pPr>
+        <w:pStyle w:val="Heading1"/>
+      </w:pPr>
+      <w:r>
+        <w:t>三大挑战与回答</w:t>
+      </w:r>
+    </w:p>
+    <w:tbl>
+      <w:tblPr>
+        <w:tblStyle w:val="TableGrid"/>
+        <w:tblW w:type="auto" w:w="0"/>
+        <w:jc w:val="center"/>
+        <w:tblLayout w:type="fixed"/>
+        <w:tblLook w:firstColumn="1" w:firstRow="1" w:lastColumn="0" w:lastRow="0" w:noHBand="0" w:noVBand="1" w:val="04A0"/>
+      </w:tblPr>
+      <w:tblGrid>
+        <w:gridCol w:w="3216"/>
+        <w:gridCol w:w="3216"/>
+        <w:gridCol w:w="3216"/>
+      </w:tblGrid>
+      <w:tr>
+        <w:tc>
+          <w:tcPr>
+            <w:tcW w:type="dxa" w:w="1728"/>
+            <w:vAlign w:val="center"/>
+            <w:tcMar>
+              <w:top w:w="80" w:type="dxa"/>
+              <w:start w:w="120" w:type="dxa"/>
+              <w:bottom w:w="80" w:type="dxa"/>
+              <w:end w:w="120" w:type="dxa"/>
+            </w:tcMar>
+            <w:shd w:fill="E8EEF5"/>
+          </w:tcPr>
+          <w:p>
+            <w:r>
+              <w:rPr>
+                <w:rFonts w:ascii="Calibri" w:hAnsi="Calibri" w:eastAsia="Microsoft YaHei"/>
+                <w:b/>
+              </w:rPr>
+              <w:t>试题挑战</w:t>
+            </w:r>
+          </w:p>
+        </w:tc>
+        <w:tc>
+          <w:tcPr>
+            <w:tcW w:type="dxa" w:w="3744"/>
+            <w:vAlign w:val="center"/>
+            <w:tcMar>
+              <w:top w:w="80" w:type="dxa"/>
+              <w:start w:w="120" w:type="dxa"/>
+              <w:bottom w:w="80" w:type="dxa"/>
+              <w:end w:w="120" w:type="dxa"/>
+            </w:tcMar>
+            <w:shd w:fill="E8EEF5"/>
+          </w:tcPr>
+          <w:p>
+            <w:r>
+              <w:rPr>
+                <w:rFonts w:ascii="Calibri" w:hAnsi="Calibri" w:eastAsia="Microsoft YaHei"/>
+                <w:b/>
+              </w:rPr>
+              <w:t>方案回答</w:t>
+            </w:r>
+          </w:p>
+        </w:tc>
+        <w:tc>
+          <w:tcPr>
+            <w:tcW w:type="dxa" w:w="3888"/>
+            <w:vAlign w:val="center"/>
+            <w:tcMar>
+              <w:top w:w="80" w:type="dxa"/>
+              <w:start w:w="120" w:type="dxa"/>
+              <w:bottom w:w="80" w:type="dxa"/>
+              <w:end w:w="120" w:type="dxa"/>
+            </w:tcMar>
+            <w:shd w:fill="E8EEF5"/>
+          </w:tcPr>
+          <w:p>
+            <w:r>
+              <w:rPr>
+                <w:rFonts w:ascii="Calibri" w:hAnsi="Calibri" w:eastAsia="Microsoft YaHei"/>
+                <w:b/>
+              </w:rPr>
+              <w:t>企业可见成果</w:t>
+            </w:r>
+          </w:p>
+        </w:tc>
+      </w:tr>
+      <w:tr>
+        <w:tc>
+          <w:tcPr>
+            <w:tcW w:type="dxa" w:w="1728"/>
+            <w:vAlign w:val="center"/>
+            <w:tcMar>
+              <w:top w:w="80" w:type="dxa"/>
+              <w:start w:w="120" w:type="dxa"/>
+              <w:bottom w:w="80" w:type="dxa"/>
+              <w:end w:w="120" w:type="dxa"/>
+            </w:tcMar>
+          </w:tcPr>
+          <w:p>
+            <w:r>
+              <w:rPr>
+                <w:rFonts w:ascii="Calibri" w:hAnsi="Calibri" w:eastAsia="Microsoft YaHei"/>
+                <w:sz w:val="19"/>
+              </w:rPr>
+              <w:t>调度寻优难</w:t>
+            </w:r>
+          </w:p>
+        </w:tc>
+        <w:tc>
+          <w:tcPr>
+            <w:tcW w:type="dxa" w:w="3744"/>
+            <w:vAlign w:val="center"/>
+            <w:tcMar>
+              <w:top w:w="80" w:type="dxa"/>
+              <w:start w:w="120" w:type="dxa"/>
+              <w:bottom w:w="80" w:type="dxa"/>
+              <w:end w:w="120" w:type="dxa"/>
+            </w:tcMar>
+          </w:tcPr>
+          <w:p>
+            <w:r>
+              <w:rPr>
+                <w:rFonts w:ascii="Calibri" w:hAnsi="Calibri" w:eastAsia="Microsoft YaHei"/>
+                <w:sz w:val="19"/>
+              </w:rPr>
+              <w:t>成本寻优雷达 + 三案比选 + 约束孪生</w:t>
+            </w:r>
+          </w:p>
+        </w:tc>
+        <w:tc>
+          <w:tcPr>
+            <w:tcW w:type="dxa" w:w="3888"/>
+            <w:vAlign w:val="center"/>
+            <w:tcMar>
+              <w:top w:w="80" w:type="dxa"/>
+              <w:start w:w="120" w:type="dxa"/>
+              <w:bottom w:w="80" w:type="dxa"/>
+              <w:end w:w="120" w:type="dxa"/>
+            </w:tcMar>
+          </w:tcPr>
+          <w:p>
+            <w:r>
+              <w:rPr>
+                <w:rFonts w:ascii="Calibri" w:hAnsi="Calibri" w:eastAsia="Microsoft YaHei"/>
+                <w:sz w:val="19"/>
+              </w:rPr>
+              <w:t>看到每次降本来自能源、库存、设备、订单还是操作偏差</w:t>
+            </w:r>
+          </w:p>
+        </w:tc>
+      </w:tr>
+      <w:tr>
+        <w:tc>
+          <w:tcPr>
+            <w:tcW w:type="dxa" w:w="1728"/>
+            <w:vAlign w:val="center"/>
+            <w:tcMar>
+              <w:top w:w="80" w:type="dxa"/>
+              <w:start w:w="120" w:type="dxa"/>
+              <w:bottom w:w="80" w:type="dxa"/>
+              <w:end w:w="120" w:type="dxa"/>
+            </w:tcMar>
+          </w:tcPr>
+          <w:p>
+            <w:r>
+              <w:rPr>
+                <w:rFonts w:ascii="Calibri" w:hAnsi="Calibri" w:eastAsia="Microsoft YaHei"/>
+                <w:sz w:val="19"/>
+              </w:rPr>
+              <w:t>指挥效率低</w:t>
+            </w:r>
+          </w:p>
+        </w:tc>
+        <w:tc>
+          <w:tcPr>
+            <w:tcW w:type="dxa" w:w="3744"/>
+            <w:vAlign w:val="center"/>
+            <w:tcMar>
+              <w:top w:w="80" w:type="dxa"/>
+              <w:start w:w="120" w:type="dxa"/>
+              <w:bottom w:w="80" w:type="dxa"/>
+              <w:end w:w="120" w:type="dxa"/>
+            </w:tcMar>
+          </w:tcPr>
+          <w:p>
+            <w:r>
+              <w:rPr>
+                <w:rFonts w:ascii="Calibri" w:hAnsi="Calibri" w:eastAsia="Microsoft YaHei"/>
+                <w:sz w:val="19"/>
+              </w:rPr>
+              <w:t>调控师指令窗口 + 交接摘要 + 执行监督</w:t>
+            </w:r>
+          </w:p>
+        </w:tc>
+        <w:tc>
+          <w:tcPr>
+            <w:tcW w:type="dxa" w:w="3888"/>
+            <w:vAlign w:val="center"/>
+            <w:tcMar>
+              <w:top w:w="80" w:type="dxa"/>
+              <w:start w:w="120" w:type="dxa"/>
+              <w:bottom w:w="80" w:type="dxa"/>
+              <w:end w:w="120" w:type="dxa"/>
+            </w:tcMar>
+          </w:tcPr>
+          <w:p>
+            <w:r>
+              <w:rPr>
+                <w:rFonts w:ascii="Calibri" w:hAnsi="Calibri" w:eastAsia="Microsoft YaHei"/>
+                <w:sz w:val="19"/>
+              </w:rPr>
+              <w:t>缩短班前会准备和跨部门确认时间</w:t>
+            </w:r>
+          </w:p>
+        </w:tc>
+      </w:tr>
+      <w:tr>
+        <w:tc>
+          <w:tcPr>
+            <w:tcW w:type="dxa" w:w="1728"/>
+            <w:vAlign w:val="center"/>
+            <w:tcMar>
+              <w:top w:w="80" w:type="dxa"/>
+              <w:start w:w="120" w:type="dxa"/>
+              <w:bottom w:w="80" w:type="dxa"/>
+              <w:end w:w="120" w:type="dxa"/>
+            </w:tcMar>
+          </w:tcPr>
+          <w:p>
+            <w:r>
+              <w:rPr>
+                <w:rFonts w:ascii="Calibri" w:hAnsi="Calibri" w:eastAsia="Microsoft YaHei"/>
+                <w:sz w:val="19"/>
+              </w:rPr>
+              <w:t>知识传承难</w:t>
+            </w:r>
+          </w:p>
+        </w:tc>
+        <w:tc>
+          <w:tcPr>
+            <w:tcW w:type="dxa" w:w="3744"/>
+            <w:vAlign w:val="center"/>
+            <w:tcMar>
+              <w:top w:w="80" w:type="dxa"/>
+              <w:start w:w="120" w:type="dxa"/>
+              <w:bottom w:w="80" w:type="dxa"/>
+              <w:end w:w="120" w:type="dxa"/>
+            </w:tcMar>
+          </w:tcPr>
+          <w:p>
+            <w:r>
+              <w:rPr>
+                <w:rFonts w:ascii="Calibri" w:hAnsi="Calibri" w:eastAsia="Microsoft YaHei"/>
+                <w:sz w:val="19"/>
+              </w:rPr>
+              <w:t>调度指令库 + 异常处置经验库 + 未采纳标签</w:t>
+            </w:r>
+          </w:p>
+        </w:tc>
+        <w:tc>
+          <w:tcPr>
+            <w:tcW w:type="dxa" w:w="3888"/>
+            <w:vAlign w:val="center"/>
+            <w:tcMar>
+              <w:top w:w="80" w:type="dxa"/>
+              <w:start w:w="120" w:type="dxa"/>
+              <w:bottom w:w="80" w:type="dxa"/>
+              <w:end w:w="120" w:type="dxa"/>
+            </w:tcMar>
+          </w:tcPr>
+          <w:p>
+            <w:r>
+              <w:rPr>
+                <w:rFonts w:ascii="Calibri" w:hAnsi="Calibri" w:eastAsia="Microsoft YaHei"/>
+                <w:sz w:val="19"/>
+              </w:rPr>
+              <w:t>把专家经验变成可检索、可复盘、可迭代的知识资产</w:t>
+            </w:r>
+          </w:p>
+        </w:tc>
+      </w:tr>
+    </w:tbl>
     <w:p>
       <w:pPr>
         <w:pStyle w:val="Heading1"/>
@@ -201,6 +486,22 @@
           <w:rFonts w:ascii="Calibri" w:hAnsi="Calibri" w:eastAsia="Microsoft YaHei"/>
         </w:rPr>
         <w:t>[8] AIChE 2025 Annual Meeting. Scheduling and Control of Green Ammonia Plants. https://aiche.confex.com/aiche/2025/meetingapp.cgi/Paper/710466</w:t>
+      </w:r>
+    </w:p>
+    <w:p>
+      <w:r>
+        <w:rPr>
+          <w:rFonts w:ascii="Calibri" w:hAnsi="Calibri" w:eastAsia="Microsoft YaHei"/>
+        </w:rPr>
+        <w:t>[9] 中国信息通信研究院、华为等. 工业与AI融合应用指南. https://www-file.huawei.com/dam/asset/view/dda7ee674ced41d4bb989b365ea0a028.pdf</w:t>
+      </w:r>
+    </w:p>
+    <w:p>
+      <w:r>
+        <w:rPr>
+          <w:rFonts w:ascii="Calibri" w:hAnsi="Calibri" w:eastAsia="Microsoft YaHei"/>
+        </w:rPr>
+        <w:t>[10] HG/T 6346—2025. 石化和化工行业数字化转型成熟度模型与评估相关资料. https://gxt.gansu.gov.cn/gxt/c126826/202511/174237249/files/99bb56ef71d347248ae58125b2e12aee.pdf</w:t>
       </w:r>
     </w:p>
     <w:sectPr>

--- a/提交材料/01_开题报告.docx
+++ b/提交材料/01_开题报告.docx
@@ -52,7 +52,7 @@
         <w:rPr>
           <w:rFonts w:ascii="Calibri" w:hAnsi="Calibri" w:eastAsia="Microsoft YaHei"/>
         </w:rPr>
-        <w:t>补充要求说明，云图合成氨装置在硬件层面的单位成本已接近理论最优，下一轮降本空间来自运行管理的软件层。命题真正考察的是能否打造“超级数字员工”：实时挖掘成本偏差，缩短调度指挥链条，沉淀专家知识并自我迭代。云图控股应城 70 万吨合成氨项目补齐氮肥原料，与尿浆、复合肥、联碱和液氨外售形成协同链路[3][4][5]。因此，AI 调度专家不应只是聊天机器人或看板，而应在不触碰 DCS/SIS 安全控制底线的前提下，融合 MES、ERP、DCS historian、罐区和设备点检数据，形成“寻优-指挥-监督-学习”闭环。</w:t>
+        <w:t>补充要求说明，云图合成氨装置在硬件层面的单位成本已接近理论最优，下一轮降本空间来自合成氨运行管理的软件层。命题真正考察的是能否打造“合成氨超级数字员工”：围绕氨合成负荷、氢氮比、合成塔床层温升、循环压缩机、液氨库存和下游用氨，实时挖掘成本偏差，缩短调度指挥链条，沉淀专家知识并自我迭代。云图控股应城 70 万吨合成氨项目补齐氮肥原料，与尿浆、复合肥、联碱和液氨外售形成协同链路[3][4][5]。因此，AI 调度专家不应只是聊天机器人或看板，而应在不触碰 DCS/SIS 安全控制底线的前提下，融合 MES、ERP、DCS historian、罐区和设备点检数据，形成“寻优-指挥-监督-学习”闭环。</w:t>
       </w:r>
     </w:p>
     <w:p>
@@ -68,7 +68,7 @@
         <w:rPr>
           <w:rFonts w:ascii="Calibri" w:hAnsi="Calibri" w:eastAsia="Microsoft YaHei"/>
         </w:rPr>
-        <w:t>方案命名为“合成氨 AI 调控师工作台”。第一阶段不自动控制装置，而是做影子运行、班前会辅助和班后复盘。平台先接入 MES 日计划、ERP 订单与交期、液氨罐区库存、DCS 关键摘要点、设备健康评分和能源价格窗口，形成班次事实表。预测层滚动预测下游需求、库存消耗、能源成本和设备风险；约束层用机理边界和专家规则校验合成塔温升、压缩机负荷、罐区压力、安全库存、负荷升降速率和环保指标；寻优层设置成本雷达，拆解能源窗口、库存占用、设备效率、订单切换和操作偏差五类可挖潜因子；优化层生成稳态、订单冲刺、设备保守三套方案，分别说明负荷、下游分配、库存策略、点检窗口和收益风险；指挥层一键生成交接摘要和调度指令，执行监督层自动跟踪负荷偏差、库存变化和订单完成。</w:t>
+        <w:t>方案命名为“合成氨 AI 调控师工作台”。第一阶段不自动控制装置，而是做影子运行、班前会辅助和班后复盘。平台先接入 MES 日计划、ERP 订单与交期、液氨罐区库存、DCS 关键摘要点、设备健康评分和原料/蒸汽电价窗口，形成班次事实表。预测层滚动预测下游用氨、液氨库存消耗、吨氨能源成本和设备风险；约束层用机理边界和专家规则校验氢氮比、合成塔床层温升、循环压缩机负荷、罐区压力、安全库存、负荷升降速率和环保指标；寻优层设置吨氨成本雷达，拆解原料/蒸汽、液氨库存、压缩机效率、合成塔窗口和负荷偏差五类可挖潜因子；优化层生成稳氨、保供、护机三套方案，分别说明合成负荷、下游消纳、库存策略、点检窗口和收益风险；指挥层一键生成交接摘要和调度指令，执行监督层自动跟踪合成负荷偏差、氢氮比偏差、液氨库存变化和订单完成。</w:t>
       </w:r>
     </w:p>
     <w:p>
@@ -76,7 +76,7 @@
         <w:rPr>
           <w:rFonts w:ascii="Calibri" w:hAnsi="Calibri" w:eastAsia="Microsoft YaHei"/>
         </w:rPr>
-        <w:t>每次方案会沉淀为知识库：输入状态、推荐方案、审批人、采纳/未采纳原因、实际执行偏差和效果归因。落地路线采用 30/60/90 天试点：30 天跑通数据事实表和口径确认，60 天进入影子模式记录采纳/不采纳原因，90 天做小闭环复盘并决定是否扩大范围。验收采用保守口径：高优订单满足率不低于人工排产，且单位氨能耗、库存占用、调度耗时或异常预警至少一项稳定改善；若关键数据延迟超过 15 分钟、模型连续两天偏差超阈值或安环红线接近且无法解释，系统自动降级为人工调度。该方案的创新点不是“让 AI 接管生产”，而是把连续流程装置的现场经验、优化模型和企业经营目标整合成可审计、可复盘、可逐步自我升级的数字员工。</w:t>
+        <w:t>每次方案会沉淀为合成氨知识库：输入状态、推荐合成负荷、氢氮比/床层温升约束、审批人、采纳/未采纳原因、实际执行偏差和效果归因。落地路线采用 30/60/90 天试点：30 天跑通数据事实表和口径确认，60 天进入影子模式记录采纳/不采纳原因，90 天做小闭环复盘并决定是否扩大范围。验收采用保守口径：高优下游用氨满足率不低于人工排产，且吨氨能耗、液氨库存占用、调度耗时或异常预警至少一项稳定改善；若关键数据延迟超过 15 分钟、模型连续两天偏差超阈值或安环红线接近且无法解释，系统自动降级为人工调度。该方案的创新点不是“让 AI 接管生产”，而是把合成氨连续流程装置的现场经验、优化模型和企业经营目标整合成可审计、可复盘、可逐步自我升级的数字员工。</w:t>
       </w:r>
     </w:p>
     <w:p>
@@ -207,7 +207,7 @@
                 <w:rFonts w:ascii="Calibri" w:hAnsi="Calibri" w:eastAsia="Microsoft YaHei"/>
                 <w:sz w:val="19"/>
               </w:rPr>
-              <w:t>成本寻优雷达 + 三案比选 + 约束孪生</w:t>
+              <w:t>吨氨成本雷达 + 稳氨/保供/护机三案 + 合成回路约束孪生</w:t>
             </w:r>
           </w:p>
         </w:tc>
@@ -228,7 +228,7 @@
                 <w:rFonts w:ascii="Calibri" w:hAnsi="Calibri" w:eastAsia="Microsoft YaHei"/>
                 <w:sz w:val="19"/>
               </w:rPr>
-              <w:t>看到每次降本来自能源、库存、设备、订单还是操作偏差</w:t>
+              <w:t>看到每次降本来自原料/蒸汽、液氨库存、压缩机、合成塔还是负荷偏差</w:t>
             </w:r>
           </w:p>
         </w:tc>
@@ -272,7 +272,7 @@
                 <w:rFonts w:ascii="Calibri" w:hAnsi="Calibri" w:eastAsia="Microsoft YaHei"/>
                 <w:sz w:val="19"/>
               </w:rPr>
-              <w:t>调控师指令窗口 + 交接摘要 + 执行监督</w:t>
+              <w:t>合成氨调控师指令窗口 + 交接摘要 + 执行监督</w:t>
             </w:r>
           </w:p>
         </w:tc>
@@ -293,7 +293,7 @@
                 <w:rFonts w:ascii="Calibri" w:hAnsi="Calibri" w:eastAsia="Microsoft YaHei"/>
                 <w:sz w:val="19"/>
               </w:rPr>
-              <w:t>缩短班前会准备和跨部门确认时间</w:t>
+              <w:t>缩短班前会准备和合成负荷调整确认时间</w:t>
             </w:r>
           </w:p>
         </w:tc>
@@ -337,7 +337,7 @@
                 <w:rFonts w:ascii="Calibri" w:hAnsi="Calibri" w:eastAsia="Microsoft YaHei"/>
                 <w:sz w:val="19"/>
               </w:rPr>
-              <w:t>调度指令库 + 异常处置经验库 + 未采纳标签</w:t>
+              <w:t>合成负荷指令库 + 氢氮比/床层温升异常库 + 未采纳标签</w:t>
             </w:r>
           </w:p>
         </w:tc>
@@ -358,7 +358,7 @@
                 <w:rFonts w:ascii="Calibri" w:hAnsi="Calibri" w:eastAsia="Microsoft YaHei"/>
                 <w:sz w:val="19"/>
               </w:rPr>
-              <w:t>把专家经验变成可检索、可复盘、可迭代的知识资产</w:t>
+              <w:t>把专家经验变成可检索、可复盘、可迭代的合成氨知识资产</w:t>
             </w:r>
           </w:p>
         </w:tc>

--- a/提交材料/01_开题报告.docx
+++ b/提交材料/01_开题报告.docx
@@ -36,7 +36,7 @@
         <w:pStyle w:val="Heading1"/>
       </w:pPr>
       <w:r>
-        <w:t>可直接提交正文</w:t>
+        <w:t>报名表可直接提交正文</w:t>
       </w:r>
     </w:p>
     <w:p>
@@ -44,7 +44,7 @@
         <w:pStyle w:val="Heading2"/>
       </w:pPr>
       <w:r>
-        <w:t>Part 1：命题前置分析与洞察（约 230 字）</w:t>
+        <w:t>Part 1：命题前置分析与洞察（177 字）</w:t>
       </w:r>
     </w:p>
     <w:p>
@@ -52,7 +52,7 @@
         <w:rPr>
           <w:rFonts w:ascii="Calibri" w:hAnsi="Calibri" w:eastAsia="Microsoft YaHei"/>
         </w:rPr>
-        <w:t>补充要求说明，云图合成氨装置在硬件层面的单位成本已接近理论最优，下一轮降本空间来自合成氨运行管理的软件层。命题真正考察的是能否打造“合成氨超级数字员工”：围绕氨合成负荷、氢氮比、合成塔床层温升、循环压缩机、液氨库存和下游用氨，实时挖掘成本偏差，缩短调度指挥链条，沉淀专家知识并自我迭代。云图控股应城 70 万吨合成氨项目补齐氮肥原料，与尿浆、复合肥、联碱和液氨外售形成协同链路[3][4][5]。因此，AI 调度专家不应只是聊天机器人或看板，而应在不触碰 DCS/SIS 安全控制底线的前提下，融合 MES、ERP、DCS historian、罐区和设备点检数据，形成“寻优-指挥-监督-学习”闭环。</w:t>
+        <w:t>这道题的核心不是再造一个看板，而是在合成氨硬件成本已接近极限后，用AI挖掘运行管理的软件降本空间。云图应城合成氨装置连接尿浆、复合肥、联碱和液氨外售，调度同时受氢氮比、合成塔温升、循环压缩机、液氨库存、下游订单和能耗约束。企业想看到的能力，是把行业资料、现场机理、专家经验和实时数据合成一个会寻优、会指挥、会复盘、会学习的数字调度员，而不是泛泛讲大模型。</w:t>
       </w:r>
     </w:p>
     <w:p>
@@ -60,7 +60,7 @@
         <w:pStyle w:val="Heading2"/>
       </w:pPr>
       <w:r>
-        <w:t>Part 2：整体解决方案设计（约 560 字）</w:t>
+        <w:t>Part 2：整体解决方案设计（386 字）</w:t>
       </w:r>
     </w:p>
     <w:p>
@@ -68,7 +68,15 @@
         <w:rPr>
           <w:rFonts w:ascii="Calibri" w:hAnsi="Calibri" w:eastAsia="Microsoft YaHei"/>
         </w:rPr>
-        <w:t>方案命名为“合成氨 AI 调控师工作台”。第一阶段不自动控制装置，而是做影子运行、班前会辅助和班后复盘。平台先接入 MES 日计划、ERP 订单与交期、液氨罐区库存、DCS 关键摘要点、设备健康评分和原料/蒸汽电价窗口，形成班次事实表。预测层滚动预测下游用氨、液氨库存消耗、吨氨能源成本和设备风险；约束层用机理边界和专家规则校验氢氮比、合成塔床层温升、循环压缩机负荷、罐区压力、安全库存、负荷升降速率和环保指标；寻优层设置吨氨成本雷达，拆解原料/蒸汽、液氨库存、压缩机效率、合成塔窗口和负荷偏差五类可挖潜因子；优化层生成稳氨、保供、护机三套方案，分别说明合成负荷、下游消纳、库存策略、点检窗口和收益风险；指挥层一键生成交接摘要和调度指令，执行监督层自动跟踪合成负荷偏差、氢氮比偏差、液氨库存变化和订单完成。</w:t>
+        <w:t>我设计“合成氨AI调控师工作台”，先以影子运行接入MES日计划、ERP订单交期、DCS关键点位、液氨罐区、设备点检和能源价格，形成班次事实表。系统用预测模型滚动判断下游用氨、库存水位、吨氨能耗和设备风险；用机理约束校验氢氮比、合成塔床层温升、循环压缩机负荷、罐区压力、安全库存和负荷升降速率；再由优化器生成稳氨、保供、护机三案，给出推荐负荷、下游分配、成本收益、风险边界和需人工确认事项。调度员采纳后，平台跟踪实际负荷、氢氮比偏差、液氨库存变化、订单完成和吨氨成本，自动生成班后复盘。每次采纳或未采纳原因都会进入合成负荷指令库、异常经验库和专家规则库，用于周度校准。落地按30/60/90天推进：先打通数据口径，再影子对比人工调度，最后小闭环验收。价值以高优订单满足率、单位氨能耗、库存占用、调度耗时和异常预警提前量量化；低置信、数据延迟或安环红线接近时自动降级人工调度。</w:t>
+      </w:r>
+    </w:p>
+    <w:p>
+      <w:pPr>
+        <w:pStyle w:val="Heading1"/>
+      </w:pPr>
+      <w:r>
+        <w:t>补充展开：为什么这样答更贴合企业</w:t>
       </w:r>
     </w:p>
     <w:p>
@@ -76,7 +84,15 @@
         <w:rPr>
           <w:rFonts w:ascii="Calibri" w:hAnsi="Calibri" w:eastAsia="Microsoft YaHei"/>
         </w:rPr>
-        <w:t>每次方案会沉淀为合成氨知识库：输入状态、推荐合成负荷、氢氮比/床层温升约束、审批人、采纳/未采纳原因、实际执行偏差和效果归因。落地路线采用 30/60/90 天试点：30 天跑通数据事实表和口径确认，60 天进入影子模式记录采纳/不采纳原因，90 天做小闭环复盘并决定是否扩大范围。验收采用保守口径：高优下游用氨满足率不低于人工排产，且吨氨能耗、液氨库存占用、调度耗时或异常预警至少一项稳定改善；若关键数据延迟超过 15 分钟、模型连续两天偏差超阈值或安环红线接近且无法解释，系统自动降级为人工调度。该方案的创新点不是“让 AI 接管生产”，而是把合成氨连续流程装置的现场经验、优化模型和企业经营目标整合成可审计、可复盘、可逐步自我升级的数字员工。</w:t>
+        <w:t>截图要求强调“跳出基础信息、搜集行业报告、竞品案例、用户真实反馈并输出理解与思考”。因此开题报告不能写成技术综述，而要先把试题的产业语境讲清楚：云图的合成氨不只是单套装置稳产，而是连接尿浆、复合肥、联碱、液氨外售和氮肥自给率的经营枢纽。</w:t>
+      </w:r>
+    </w:p>
+    <w:p>
+      <w:r>
+        <w:rPr>
+          <w:rFonts w:ascii="Calibri" w:hAnsi="Calibri" w:eastAsia="Microsoft YaHei"/>
+        </w:rPr>
+        <w:t>整体方案也不能只写算法名词。评委真正会关注五件事：架构是否完整、创新是否区别于普通看板、业务价值是否可量化、试点是否能落地、未来是否可推广。因此本方案采用“影子运行先行、人机确认闭环、DCS/SIS 守底线、采纳效果进知识库”的路径，把 AI 定位为合成氨调度员的专业副驾驶。</w:t>
       </w:r>
     </w:p>
     <w:p>

--- a/提交材料/01_开题报告.docx
+++ b/提交材料/01_开题报告.docx
@@ -520,6 +520,54 @@
         <w:t>[10] HG/T 6346—2025. 石化和化工行业数字化转型成熟度模型与评估相关资料. https://gxt.gansu.gov.cn/gxt/c126826/202511/174237249/files/99bb56ef71d347248ae58125b2e12aee.pdf</w:t>
       </w:r>
     </w:p>
+    <w:p>
+      <w:r>
+        <w:rPr>
+          <w:rFonts w:ascii="Calibri" w:hAnsi="Calibri" w:eastAsia="Microsoft YaHei"/>
+        </w:rPr>
+        <w:t>[11] 成都云图控股股份有限公司. 关于全资子公司 70 万吨合成氨项目建成试生产的公告. 巨潮资讯. https://static.cninfo.com.cn/finalpage/2026-03-21/1225020927.PDF</w:t>
+      </w:r>
+    </w:p>
+    <w:p>
+      <w:r>
+        <w:rPr>
+          <w:rFonts w:ascii="Calibri" w:hAnsi="Calibri" w:eastAsia="Microsoft YaHei"/>
+        </w:rPr>
+        <w:t>[12] AQ/T 3017—2008. 合成氨生产企业安全标准化实施指南. 应急管理部. https://www.mem.gov.cn/fw/flfgbz/bz/bzwb/201301/P020190327398204066876.pdf</w:t>
+      </w:r>
+    </w:p>
+    <w:p>
+      <w:r>
+        <w:rPr>
+          <w:rFonts w:ascii="Calibri" w:hAnsi="Calibri" w:eastAsia="Microsoft YaHei"/>
+        </w:rPr>
+        <w:t>[13] 合成氨行业规范条件. 工业和信息化部相关资料. https://file.smejs.cn/group1/M00/05/1F/rBIAAWUvo0OAbXwqAAUaBh6SZ0U730.pdf</w:t>
+      </w:r>
+    </w:p>
+    <w:p>
+      <w:r>
+        <w:rPr>
+          <w:rFonts w:ascii="Calibri" w:hAnsi="Calibri" w:eastAsia="Microsoft YaHei"/>
+        </w:rPr>
+        <w:t>[14] 国家发展改革委. 合成氨行业节能降碳改造升级实施指南解读. https://www.ndrc.gov.cn/xwdt/ztzl/ghnhyjnjdgzsj/zjgd/202208/t20220829_1334056.html</w:t>
+      </w:r>
+    </w:p>
+    <w:p>
+      <w:r>
+        <w:rPr>
+          <w:rFonts w:ascii="Calibri" w:hAnsi="Calibri" w:eastAsia="Microsoft YaHei"/>
+        </w:rPr>
+        <w:t>[15] 应急管理部办公厅. “工业互联网+危化安全生产”试点建设方案. https://www.mem.gov.cn/gk/zfxxgkpt/fdzdgknr/202104/t20210407_382882.shtml</w:t>
+      </w:r>
+    </w:p>
+    <w:p>
+      <w:r>
+        <w:rPr>
+          <w:rFonts w:ascii="Calibri" w:hAnsi="Calibri" w:eastAsia="Microsoft YaHei"/>
+        </w:rPr>
+        <w:t>[16] GB 17681—2024. 危险化学品重大危险源安全监控技术规范相关资料. https://sjj.ganzhou.gov.cn/c101840/202506/e42a2cfd5c894799b899a30fcb927f06/files/b133fc57bfa64bd3a7beeee6ce6ca38e.pdf</w:t>
+      </w:r>
+    </w:p>
     <w:sectPr>
       <w:headerReference w:type="default" r:id="rId9"/>
       <w:footerReference w:type="default" r:id="rId10"/>

--- a/提交材料/01_开题报告.docx
+++ b/提交材料/01_开题报告.docx
@@ -43,7 +43,7 @@
         <w:rPr>
           <w:rFonts w:ascii="Calibri" w:hAnsi="Calibri" w:eastAsia="Microsoft YaHei"/>
         </w:rPr>
-        <w:t>本命题考察的不是再造一块展示看板，而是在合成氨硬件单位成本已接近极限后，能否用AI把运行管理中的“软件成本”继续压低。云图应城合成氨装置连接尿素溶液、复合肥、联碱配套、液氨库存与外售，调度同时受合成塔床层温升、氢氮比、循环压缩机、罐区安全库存、能源价格、下游订单和设备健康约束。真正有价值的方案应能进入班组日常：实时感知、多方案寻优、解释安全边界、推动确认执行、沉淀采纳与未采纳原因，逐步形成可传承的合成氨调度知识资产。</w:t>
+        <w:t>本命题真正考察的不是再做一块合成氨看板，而是能否把产供销、装置负荷、能源、公辅、设备和班组经验贯通成一个可执行的数字调度长。企业反馈已把方向收束清楚：第一优先级是液氨有限、下游需求和市场价格变化时的产供销协同与跨装置负荷联动；第二优先级是在稳定生产中吸收下游、能源、库存波动，避免冲击主流程；第三优先级是压缩机、机组、合成塔等弱信号提前预警；底座是把调度长多年经验沉淀给新人复用。方案价值不在替代DCS，而在打通系统孤岛、解释取舍、推动执行和形成知识资产。</w:t>
       </w:r>
     </w:p>
     <w:p>
@@ -59,7 +59,7 @@
         <w:rPr>
           <w:rFonts w:ascii="Calibri" w:hAnsi="Calibri" w:eastAsia="Microsoft YaHei"/>
         </w:rPr>
-        <w:t>本方案建设“氨智领航调控师”，定位为合成氨当班调度副驾驶。平台先以30天打通MES日计划、ERP订单、DCS historian摘要、液氨罐区、EAM点检、能源价格与飞书协同记录，形成班次事实表；60天进入影子运行，滚动输出稳氨、保供、护机三案，每案列明目标负荷、下游分配、吨氨边际成本、风险指数、审批路径和回滚条件；90天只在低风险场景做小闭环验收。模型层采用机理约束+RTO经济目标+APC/MPC连续负荷建议+PINN反应器校准的组合，确保算法能与企业现有控制体系对话。组织层接入飞书互动卡片、审批、多维表格和班后复盘，保留谁确认、谁驳回、为何采纳、执行偏差如何的完整链路。知识层把每次实际方案、未采纳原因、床层温升异常、氢氮比偏差、压缩机健康变化和收益核算沉淀为知识库，周度校准模型与规则。平台不直接修改DCS/SIS控制逻辑，不自动开停车；低置信、数据延迟、安环红线接近时自动降级人工流程。</w:t>
+        <w:t>本方案建设“氨智领航调控师”，定位为合成氨产供销联动数字员工。30天先打通MES/合成氨调控平台、IoT、DCS摘要、热电APC、压机/机组数据、液氨库存、下游订单、市场行情和飞书记录，形成全线事实表；60天影子运行，围绕产供销协同、稳产波动吸收、设备弱信号预警三类场景输出可解释方案；90天只在低风险场景小闭环验收。主赛道按边际贡献、固定成本吸收、液氨机会成本、停开成本和流程连续性判断“保谁、降谁、停谁、是否外采”；第二赛道在下游需求、能源、公辅、库存波动时给出跨装置负荷节奏，避免主流程被动中断；支撑底座把采纳、驳回、事故复盘、未采纳原因和班长经验沉淀为知识库和新人训练样本。平台不直接修改DCS/SIS控制逻辑，不自动开停车；低置信、数据延迟、安环红线接近时自动降级人工流程，并通过飞书卡片、审批、任务和Base复盘留痕。</w:t>
       </w:r>
     </w:p>
     <w:p>

--- a/提交材料/01_开题报告.docx
+++ b/提交材料/01_开题报告.docx
@@ -43,7 +43,7 @@
         <w:rPr>
           <w:rFonts w:ascii="Calibri" w:hAnsi="Calibri" w:eastAsia="Microsoft YaHei"/>
         </w:rPr>
-        <w:t>本命题真正考察的不是再做一块合成氨看板，而是能否把产供销、装置负荷、能源、公辅、设备和班组经验贯通成一个可执行的数字调度长。企业反馈已把方向收束清楚：第一优先级是液氨有限、下游需求和市场价格变化时的产供销协同与跨装置负荷联动；第二优先级是在稳定生产中吸收下游、能源、库存波动，避免冲击主流程；第三优先级是压缩机、机组、合成塔等弱信号提前预警；底座是把调度长多年经验沉淀给新人复用。方案价值不在替代DCS，而在打通系统孤岛、解释取舍、推动执行和形成知识资产。</w:t>
+        <w:t>我们将课题界定为班次级生产调度问题：在安全和连续生产约束下，综合液氨库存、下游需求、订单、价格、公用工程和设备状态，确定液氨分配、装置负荷、外采安排及必要的停运评估。平台连接现有系统的数据和班组流程，不替代DCS/SIS；同时记录方案、确认、执行和复盘，使调度经验能够被检索和复用。首批范围聚焦产供销协同，稳定运行提示和关键设备趋势异常作为辅助能力。</w:t>
       </w:r>
     </w:p>
     <w:p>
@@ -59,7 +59,7 @@
         <w:rPr>
           <w:rFonts w:ascii="Calibri" w:hAnsi="Calibri" w:eastAsia="Microsoft YaHei"/>
         </w:rPr>
-        <w:t>本方案建设“氨智领航调控师”，定位为合成氨产供销联动数字员工。30天先打通MES/合成氨调控平台、IoT、DCS摘要、热电APC、压机/机组数据、液氨库存、下游订单、市场行情和飞书记录，形成全线事实表；60天影子运行，围绕产供销协同、稳产波动吸收、设备弱信号预警三类场景输出可解释方案；90天只在低风险场景小闭环验收。主赛道按边际贡献、固定成本吸收、液氨机会成本、停开成本和流程连续性判断“保谁、降谁、停谁、是否外采”；第二赛道在下游需求、能源、公辅、库存波动时给出跨装置负荷节奏，避免主流程被动中断；支撑底座把采纳、驳回、事故复盘、未采纳原因和班长经验沉淀为知识库和新人训练样本。平台不直接修改DCS/SIS控制逻辑，不自动开停车；低置信、数据延迟、安环红线接近时自动降级人工流程，并通过飞书卡片、审批、任务和Base复盘留痕。</w:t>
+        <w:t>我们建设“氨智领航调控师”，采用“事实汇总、约束校核、方案比较、人工确认、岗位接令、执行跟踪、班后复盘”流程。首先校核ERP订单导出、MES班次计划、罐区历史摘要和飞书协同记录四类离线或只读数据，形成带来源、时间戳和质量码的班次调度事实表。审批不由汇总分数驱动：一般偏差只提示，设备、公辅、库存等明确条件触发相关专业会签；命中演练停算线时停止新目标、经济排序、动作单和审批，维持最近批准方案并转现场规程。审批后由合成主操、硝酸主操、罐区/调度和公辅调度分别接令，全部接令后才进入执行跟踪，不写DCS/SIS。接令不等于实际执行，无Historian回传时实际值为空。班后记录执行偏差和未采纳原因，候选规则经专业人员审核后再入库。试点分三步实施：30天完成四类离线或只读数据的口径校核和接口清单，60天扩展生产历史数据库、设备和公用工程只读数据并开展旁路回放，90天选择条件完整且未命中停算线的场景进行执行验证。</w:t>
       </w:r>
     </w:p>
     <w:p>
@@ -187,7 +187,7 @@
                 <w:rFonts w:ascii="Calibri" w:hAnsi="Calibri" w:eastAsia="Microsoft YaHei"/>
                 <w:sz w:val="18"/>
               </w:rPr>
-              <w:t>用班次事实表统一订单、库存、能耗、设备和工艺约束，输出稳氨/保供/护机三案。</w:t>
+              <w:t>用班次调度事实表统一订单、库存、能耗、设备和工艺约束，比较液氨分配与负荷调整方案。</w:t>
             </w:r>
           </w:p>
         </w:tc>
@@ -208,7 +208,7 @@
                 <w:rFonts w:ascii="Calibri" w:hAnsi="Calibri" w:eastAsia="Microsoft YaHei"/>
                 <w:sz w:val="18"/>
               </w:rPr>
-              <w:t>每班保留原计划、系统方案、采纳结果和实际偏差。</w:t>
+              <w:t>每班保留原计划、调度建议、确认结果和执行偏差。</w:t>
             </w:r>
           </w:p>
         </w:tc>
@@ -317,7 +317,7 @@
                 <w:rFonts w:ascii="Calibri" w:hAnsi="Calibri" w:eastAsia="Microsoft YaHei"/>
                 <w:sz w:val="18"/>
               </w:rPr>
-              <w:t>把采纳、驳回、异常处置和专家判断沉淀为合成负荷指令库与异常经验库。</w:t>
+              <w:t>记录采纳、驳回、异常处置和班长判断，专业人员审核后进入案例库。</w:t>
             </w:r>
           </w:p>
         </w:tc>
@@ -338,7 +338,7 @@
                 <w:rFonts w:ascii="Calibri" w:hAnsi="Calibri" w:eastAsia="Microsoft YaHei"/>
                 <w:sz w:val="18"/>
               </w:rPr>
-              <w:t>周度复盘形成规则修订和模型校准记录。</w:t>
+              <w:t>周度复盘保留规则修订建议、审核人和版本。</w:t>
             </w:r>
           </w:p>
         </w:tc>
@@ -361,7 +361,7 @@
                 <w:rFonts w:ascii="Calibri" w:hAnsi="Calibri" w:eastAsia="Microsoft YaHei"/>
                 <w:sz w:val="18"/>
               </w:rPr>
-              <w:t>企业可落地</w:t>
+              <w:t>试点实施</w:t>
             </w:r>
           </w:p>
         </w:tc>
@@ -382,7 +382,7 @@
                 <w:rFonts w:ascii="Calibri" w:hAnsi="Calibri" w:eastAsia="Microsoft YaHei"/>
                 <w:sz w:val="18"/>
               </w:rPr>
-              <w:t>先影子运行，不改DCS/SIS；低风险小闭环后再扩展。</w:t>
+              <w:t>先做离线与只读数据校核，再开展旁路回放和条件受控执行验证。</w:t>
             </w:r>
           </w:p>
         </w:tc>
@@ -403,7 +403,7 @@
                 <w:rFonts w:ascii="Calibri" w:hAnsi="Calibri" w:eastAsia="Microsoft YaHei"/>
                 <w:sz w:val="18"/>
               </w:rPr>
-              <w:t>30/60/90天节奏、停用条件和收益口径明确。</w:t>
+              <w:t>30/60/90天范围、停算条件和预登记验收目标明确。</w:t>
             </w:r>
           </w:p>
         </w:tc>
@@ -422,7 +422,7 @@
         <w:rPr>
           <w:rFonts w:ascii="Calibri" w:hAnsi="Calibri" w:eastAsia="Microsoft YaHei"/>
         </w:rPr>
-        <w:t>[1] IEA. Ammonia Technology Roadmap. International Energy Agency. https://www.iea.org/reports/ammonia-technology-roadmap</w:t>
+        <w:t>[1] 成都云图控股股份有限公司. 2025年年度报告摘要. 巨潮资讯. https://static.cninfo.com.cn/finalpage/2026-04-15/1225100697.PDF</w:t>
       </w:r>
     </w:p>
     <w:p>
@@ -430,7 +430,7 @@
         <w:rPr>
           <w:rFonts w:ascii="Calibri" w:hAnsi="Calibri" w:eastAsia="Microsoft YaHei"/>
         </w:rPr>
-        <w:t>[2] 成都云图控股股份有限公司. 2025年年度报告摘要. 巨潮资讯. https://static.cninfo.com.cn/finalpage/2026-04-15/1225100697.PDF</w:t>
+        <w:t>[2] 成都云图控股股份有限公司. 关于全资子公司70万吨合成氨项目建成试生产的公告. 巨潮资讯. https://static.cninfo.com.cn/finalpage/2026-03-21/1225020927.PDF</w:t>
       </w:r>
     </w:p>
     <w:p>
@@ -438,7 +438,7 @@
         <w:rPr>
           <w:rFonts w:ascii="Calibri" w:hAnsi="Calibri" w:eastAsia="Microsoft YaHei"/>
         </w:rPr>
-        <w:t>[3] 成都云图控股股份有限公司. 关于全资子公司70万吨合成氨项目建成试生产的公告. 巨潮资讯. https://static.cninfo.com.cn/finalpage/2026-03-21/1225020927.PDF</w:t>
+        <w:t>[3] AQ/T 3017-2008. 合成氨生产企业安全标准化实施指南. 应急管理部. https://www.mem.gov.cn/fw/flfgbz/bz/bzwb/201301/P020190327398204066876.pdf</w:t>
       </w:r>
     </w:p>
     <w:p>
@@ -446,7 +446,7 @@
         <w:rPr>
           <w:rFonts w:ascii="Calibri" w:hAnsi="Calibri" w:eastAsia="Microsoft YaHei"/>
         </w:rPr>
-        <w:t>[4] 成都云图控股股份有限公司. 投资者关系活动记录表. 巨潮资讯. https://static.cninfo.com.cn/finalpage/2026-04-16/1225109829.PDF</w:t>
+        <w:t>[4] International Society of Automation. ISA-95 Series of Standards: Enterprise-Control System Integration. https://www.isa.org/standards-and-publications/isa-standards/isa-95-standard</w:t>
       </w:r>
     </w:p>
     <w:p>
@@ -454,7 +454,7 @@
         <w:rPr>
           <w:rFonts w:ascii="Calibri" w:hAnsi="Calibri" w:eastAsia="Microsoft YaHei"/>
         </w:rPr>
-        <w:t>[5] Kong et al. Nonlinear Model Predictive Control of Flexible Ammonia Production. 2024 preprint. https://qizh.cems.umn.edu/sites/qizh.cems.umn.edu/files/2024-04/Kong_et_al-2024-preprint-NMPC_ammonia_production.pdf</w:t>
+        <w:t>[5] 飞书开放平台. 任务概述（Task v2）. https://open.feishu.cn/document/task-v2/overview</w:t>
       </w:r>
     </w:p>
     <w:p>
@@ -462,39 +462,7 @@
         <w:rPr>
           <w:rFonts w:ascii="Calibri" w:hAnsi="Calibri" w:eastAsia="Microsoft YaHei"/>
         </w:rPr>
-        <w:t>[6] Dynamic Simulation and Optimization for Load Regulation of the Haber-Bosch Process. Industrial &amp; Engineering Chemistry Research. https://pubs.acs.org/doi/10.1021/acs.iecr.4c02410</w:t>
-      </w:r>
-    </w:p>
-    <w:p>
-      <w:r>
-        <w:rPr>
-          <w:rFonts w:ascii="Calibri" w:hAnsi="Calibri" w:eastAsia="Microsoft YaHei"/>
-        </w:rPr>
-        <w:t>[7] AQ/T 3017-2008. 合成氨生产企业安全标准化实施指南. 应急管理部. https://www.mem.gov.cn/fw/flfgbz/bz/bzwb/201301/P020190327398204066876.pdf</w:t>
-      </w:r>
-    </w:p>
-    <w:p>
-      <w:r>
-        <w:rPr>
-          <w:rFonts w:ascii="Calibri" w:hAnsi="Calibri" w:eastAsia="Microsoft YaHei"/>
-        </w:rPr>
-        <w:t>[8] 国家发展改革委. 合成氨行业节能降碳改造升级实施指南解读. https://www.ndrc.gov.cn/xwdt/ztzl/ghnhyjnjdgzsj/zjgd/202208/t20220829_1334056.html</w:t>
-      </w:r>
-    </w:p>
-    <w:p>
-      <w:r>
-        <w:rPr>
-          <w:rFonts w:ascii="Calibri" w:hAnsi="Calibri" w:eastAsia="Microsoft YaHei"/>
-        </w:rPr>
-        <w:t>[9] 应急管理部办公厅. 工业互联网+危化安全生产试点建设方案. https://www.mem.gov.cn/gk/zfxxgkpt/fdzdgknr/202104/t20210407_382882.shtml</w:t>
-      </w:r>
-    </w:p>
-    <w:p>
-      <w:r>
-        <w:rPr>
-          <w:rFonts w:ascii="Calibri" w:hAnsi="Calibri" w:eastAsia="Microsoft YaHei"/>
-        </w:rPr>
-        <w:t>[10] 飞书开放平台. 消息、审批、多维表格与事件订阅相关OpenAPI文档. https://open.feishu.cn/document/</w:t>
+        <w:t>[6] 飞书开放平台. 开放平台概述（含飞书智能伙伴搭建平台Aily）. https://open.feishu.cn/document/client-docs/intro?lang=zh-CN</w:t>
       </w:r>
     </w:p>
     <w:sectPr>
